--- a/zhs/docx/031.content.docx
+++ b/zhs/docx/031.content.docx
@@ -218,18 +218,12 @@
         </w:rPr>
         <w:t>是一种性的</w:t>
       </w:r>
-      <w:hyperlink r:id="rId13">
-        <w:r>
-          <w:rPr>
-            <w:lang w:val="zh_CN" w:bidi="zh_CN"/>
-          </w:rPr>
-          <w:rPr>
-            <w:color w:val="0000EE"/>
-            <w:u w:val="single"/>
-          </w:rPr>
-          <w:t>罪</w:t>
-        </w:r>
-      </w:hyperlink>
+      <w:r>
+        <w:rPr>
+          <w:lang w:val="zh_CN" w:bidi="zh_CN"/>
+        </w:rPr>
+        <w:t>罪</w:t>
+      </w:r>
       <w:r>
         <w:rPr>
           <w:lang w:val="zh_CN" w:bidi="zh_CN"/>
@@ -250,18 +244,12 @@
         </w:rPr>
         <w:t>当一个男人与未婚女子或</w:t>
       </w:r>
-      <w:hyperlink r:id="rId14">
-        <w:r>
-          <w:rPr>
-            <w:lang w:val="zh_CN" w:bidi="zh_CN"/>
-          </w:rPr>
-          <w:rPr>
-            <w:color w:val="0000EE"/>
-            <w:u w:val="single"/>
-          </w:rPr>
-          <w:t>奴隶</w:t>
-        </w:r>
-      </w:hyperlink>
+      <w:r>
+        <w:rPr>
+          <w:lang w:val="zh_CN" w:bidi="zh_CN"/>
+        </w:rPr>
+        <w:t>奴隶</w:t>
+      </w:r>
       <w:r>
         <w:rPr>
           <w:lang w:val="zh_CN" w:bidi="zh_CN"/>
@@ -280,37 +268,7 @@
         <w:rPr>
           <w:lang w:val="zh_CN" w:bidi="zh_CN"/>
         </w:rPr>
-        <w:t>神憎恶奸淫和各种形式与性有关的罪。 神经常把人对祂的悖逆拿来与奸淫相提并论：当人们对神不忠、开始</w:t>
-      </w:r>
-      <w:hyperlink r:id="rId15">
-        <w:r>
-          <w:rPr>
-            <w:lang w:val="zh_CN" w:bidi="zh_CN"/>
-          </w:rPr>
-          <w:rPr>
-            <w:color w:val="0000EE"/>
-            <w:u w:val="single"/>
-          </w:rPr>
-          <w:t>敬拜</w:t>
-        </w:r>
-      </w:hyperlink>
-      <w:hyperlink r:id="rId16">
-        <w:r>
-          <w:rPr>
-            <w:lang w:val="zh_CN" w:bidi="zh_CN"/>
-          </w:rPr>
-          <w:rPr>
-            <w:color w:val="0000EE"/>
-            <w:u w:val="single"/>
-          </w:rPr>
-          <w:t>偶像</w:t>
-        </w:r>
-      </w:hyperlink>
-      <w:r>
-        <w:rPr>
-          <w:lang w:val="zh_CN" w:bidi="zh_CN"/>
-        </w:rPr>
-        <w:t>和假神时，他们的行为就像一个男人和女人对自己的丈夫或妻子不忠一样。 因此，神称偶像崇拜——崇拜偶像或神以外的任何其他神——为奸淫的一种。</w:t>
+        <w:t>神憎恶奸淫和各种形式与性有关的罪。 神经常把人对祂的悖逆拿来与奸淫相提并论：当人们对神不忠、开始敬拜偶像和假神时，他们的行为就像一个男人和女人对自己的丈夫或妻子不忠一样。 因此，神称偶像崇拜——崇拜偶像或神以外的任何其他神——为奸淫的一种。</w:t>
       </w:r>
     </w:p>
     <w:p>
@@ -392,7 +350,7 @@
           <w:lang w:val="zh_CN" w:bidi="zh_CN"/>
         </w:rPr>
       </w:r>
-      <w:hyperlink r:id="rId17">
+      <w:hyperlink r:id="rId13">
         <w:r>
           <w:rPr>
             <w:lang w:val="zh_CN" w:bidi="zh_CN"/>

--- a/zhs/docx/031.content.docx
+++ b/zhs/docx/031.content.docx
@@ -296,77 +296,6 @@
           <w:lang w:val="zh_CN" w:bidi="zh_CN"/>
         </w:rPr>
         <w:t>与没有跟他结婚的人发生性关系时，此举就已经是罪了。</w:t>
-      </w:r>
-      <w:r>
-        <w:rPr>
-          <w:lang w:val="zh_CN" w:bidi="zh_CN"/>
-        </w:rPr>
-      </w:r>
-      <w:r>
-        <w:rPr>
-          <w:lang w:val="zh_CN" w:bidi="zh_CN"/>
-        </w:rPr>
-      </w:r>
-    </w:p>
-    <w:p>
-      <w:pPr/>
-      <w:r>
-        <w:rPr>
-          <w:lang w:val="zh_CN" w:bidi="zh_CN"/>
-        </w:rPr>
-      </w:r>
-    </w:p>
-    <w:p>
-      <w:pPr>
-        <w:pStyle w:val="Heading2"/>
-      </w:pPr>
-      <w:r>
-        <w:rPr>
-          <w:lang w:val="zh_CN" w:bidi="zh_CN"/>
-        </w:rPr>
-        <w:t>奸淫</w:t>
-      </w:r>
-      <w:r>
-        <w:rPr>
-          <w:lang w:val="zh_CN" w:bidi="zh_CN"/>
-        </w:rPr>
-      </w:r>
-    </w:p>
-    <w:p>
-      <w:pPr>
-        <w:pStyle w:val="Heading4"/>
-      </w:pPr>
-      <w:r>
-        <w:rPr>
-          <w:lang w:val="zh_CN" w:bidi="zh_CN"/>
-        </w:rPr>
-        <w:t>Audio Content</w:t>
-      </w:r>
-    </w:p>
-    <w:p>
-      <w:pPr/>
-      <w:r>
-        <w:rPr>
-          <w:lang w:val="zh_CN" w:bidi="zh_CN"/>
-        </w:rPr>
-      </w:r>
-      <w:hyperlink r:id="rId13">
-        <w:r>
-          <w:rPr>
-            <w:lang w:val="zh_CN" w:bidi="zh_CN"/>
-          </w:rPr>
-          <w:rPr>
-            <w:color w:val="0000EE"/>
-            <w:u w:val="single"/>
-          </w:rPr>
-          <w:t>mp3 file</w:t>
-        </w:r>
-      </w:hyperlink>
-      <w:r>
-        <w:rPr>
-          <w:lang w:val="zh_CN" w:bidi="zh_CN"/>
-        </w:rPr>
-        <w:t xml:space="preserve"> (None KB)</w:t>
       </w:r>
       <w:r>
         <w:rPr>

--- a/zhs/docx/031.content.docx
+++ b/zhs/docx/031.content.docx
@@ -218,12 +218,18 @@
         </w:rPr>
         <w:t>是一种性的</w:t>
       </w:r>
-      <w:r>
-        <w:rPr>
-          <w:lang w:val="zh_CN" w:bidi="zh_CN"/>
-        </w:rPr>
-        <w:t>罪</w:t>
-      </w:r>
+      <w:hyperlink r:id="rId13">
+        <w:r>
+          <w:rPr>
+            <w:lang w:val="zh_CN" w:bidi="zh_CN"/>
+          </w:rPr>
+          <w:rPr>
+            <w:color w:val="0000EE"/>
+            <w:u w:val="single"/>
+          </w:rPr>
+          <w:t>罪</w:t>
+        </w:r>
+      </w:hyperlink>
       <w:r>
         <w:rPr>
           <w:lang w:val="zh_CN" w:bidi="zh_CN"/>
@@ -244,12 +250,18 @@
         </w:rPr>
         <w:t>当一个男人与未婚女子或</w:t>
       </w:r>
-      <w:r>
-        <w:rPr>
-          <w:lang w:val="zh_CN" w:bidi="zh_CN"/>
-        </w:rPr>
-        <w:t>奴隶</w:t>
-      </w:r>
+      <w:hyperlink r:id="rId14">
+        <w:r>
+          <w:rPr>
+            <w:lang w:val="zh_CN" w:bidi="zh_CN"/>
+          </w:rPr>
+          <w:rPr>
+            <w:color w:val="0000EE"/>
+            <w:u w:val="single"/>
+          </w:rPr>
+          <w:t>奴隶</w:t>
+        </w:r>
+      </w:hyperlink>
       <w:r>
         <w:rPr>
           <w:lang w:val="zh_CN" w:bidi="zh_CN"/>
@@ -268,7 +280,37 @@
         <w:rPr>
           <w:lang w:val="zh_CN" w:bidi="zh_CN"/>
         </w:rPr>
-        <w:t>神憎恶奸淫和各种形式与性有关的罪。 神经常把人对祂的悖逆拿来与奸淫相提并论：当人们对神不忠、开始敬拜偶像和假神时，他们的行为就像一个男人和女人对自己的丈夫或妻子不忠一样。 因此，神称偶像崇拜——崇拜偶像或神以外的任何其他神——为奸淫的一种。</w:t>
+        <w:t>神憎恶奸淫和各种形式与性有关的罪。 神经常把人对祂的悖逆拿来与奸淫相提并论：当人们对神不忠、开始</w:t>
+      </w:r>
+      <w:hyperlink r:id="rId15">
+        <w:r>
+          <w:rPr>
+            <w:lang w:val="zh_CN" w:bidi="zh_CN"/>
+          </w:rPr>
+          <w:rPr>
+            <w:color w:val="0000EE"/>
+            <w:u w:val="single"/>
+          </w:rPr>
+          <w:t>敬拜</w:t>
+        </w:r>
+      </w:hyperlink>
+      <w:hyperlink r:id="rId16">
+        <w:r>
+          <w:rPr>
+            <w:lang w:val="zh_CN" w:bidi="zh_CN"/>
+          </w:rPr>
+          <w:rPr>
+            <w:color w:val="0000EE"/>
+            <w:u w:val="single"/>
+          </w:rPr>
+          <w:t>偶像</w:t>
+        </w:r>
+      </w:hyperlink>
+      <w:r>
+        <w:rPr>
+          <w:lang w:val="zh_CN" w:bidi="zh_CN"/>
+        </w:rPr>
+        <w:t>和假神时，他们的行为就像一个男人和女人对自己的丈夫或妻子不忠一样。 因此，神称偶像崇拜——崇拜偶像或神以外的任何其他神——为奸淫的一种。</w:t>
       </w:r>
     </w:p>
     <w:p>
